--- a/docs/public/files/Asteria_Operational_Context.docx
+++ b/docs/public/files/Asteria_Operational_Context.docx
@@ -1581,9 +1581,6 @@
     <w:qFormat/>
     <w:rsid w:val="00FC693F"/>
     <w:pPr>
-      <w:pBdr>
-        <w:bottom w:val="single" w:sz="8" w:space="4" w:color="4F81BD" w:themeColor="accent1"/>
-      </w:pBdr>
       <w:spacing w:after="200" w:line="240" w:lineRule="auto" w:before="0"/>
       <w:contextualSpacing/>
     </w:pPr>
